--- a/docs/Scenario1_Investigation_Report.docx
+++ b/docs/Scenario1_Investigation_Report.docx
@@ -611,7 +611,7 @@
                 <w:sz w:val="20"/>
                 <w:szCs w:val="20"/>
               </w:rPr>
-              <w:t xml:space="preserve">Local INT-Win10 account targeted by credential guessing</w:t>
+              <w:t xml:space="preserve">Local INT-Win10 account “moz” targeted by credential guessing</w:t>
             </w:r>
           </w:p>
         </w:tc>
@@ -658,7 +658,7 @@
                 <w:sz w:val="20"/>
                 <w:szCs w:val="20"/>
               </w:rPr>
-              <w:t xml:space="preserve">Repeated RDP authentication attempts culminating in one successful login</w:t>
+              <w:t xml:space="preserve">Repeated RDP authentication attempts (Windows Event ID 4625) culminating in one successful login</w:t>
             </w:r>
           </w:p>
         </w:tc>
@@ -705,7 +705,7 @@
                 <w:sz w:val="20"/>
                 <w:szCs w:val="20"/>
               </w:rPr>
-              <w:t xml:space="preserve">Captured via Wazuh alert timestamps across the attack window</w:t>
+              <w:t xml:space="preserve">Captured via Wazuh alert timestamps across the attack window (Sep 2, 2026)</w:t>
             </w:r>
           </w:p>
         </w:tc>
@@ -752,7 +752,7 @@
                 <w:sz w:val="20"/>
                 <w:szCs w:val="20"/>
               </w:rPr>
-              <w:t xml:space="preserve">INT-Win10 (10.10.0.20)</w:t>
+              <w:t xml:space="preserve">INT-Win10 / DESKTOP-N9CCCE9 (10.10.0.20)</w:t>
             </w:r>
           </w:p>
         </w:tc>
@@ -799,7 +799,7 @@
                 <w:sz w:val="20"/>
                 <w:szCs w:val="20"/>
               </w:rPr>
-              <w:t xml:space="preserve">Kali-Attacker, internal segment (10.10.0.50)</w:t>
+              <w:t xml:space="preserve">Kali-Attacker, workstation “kaliwax”, internal segment (10.10.0.50)</w:t>
             </w:r>
           </w:p>
         </w:tc>
@@ -997,51 +997,386 @@
         <w:t xml:space="preserve">A Windows account-lockout event also fired independently as a secondary, unplanned finding — Windows' own lockout policy engaged partway through the wordlist, meaning the environment's native account-lockout control and Wazuh's detection layer both responded to the same activity, which is a reasonable outcome to highlight: detection and a native preventive control operating together rather than detection being the only line of defense.</w:t>
       </w:r>
     </w:p>
-    <w:tbl>
-      <w:tblPr>
-        <w:tblW w:type="dxa" w:w="9640"/>
-        <w:tblBorders>
-          <w:top w:val="single" w:color="auto" w:sz="4"/>
-          <w:left w:val="single" w:color="auto" w:sz="4"/>
-          <w:bottom w:val="single" w:color="auto" w:sz="4"/>
-          <w:right w:val="single" w:color="auto" w:sz="4"/>
-          <w:insideH w:val="single" w:color="auto" w:sz="4"/>
-          <w:insideV w:val="single" w:color="auto" w:sz="4"/>
-        </w:tblBorders>
-      </w:tblPr>
-      <w:tblGrid>
-        <w:gridCol w:w="9640"/>
-      </w:tblGrid>
-      <w:tr>
-        <w:tc>
-          <w:tcPr>
-            <w:tcW w:type="dxa" w:w="9640"/>
-            <w:shd w:fill="F2F2F2" w:val="clear"/>
-            <w:tcMar>
-              <w:top w:type="dxa" w:w="200"/>
-              <w:left w:type="dxa" w:w="200"/>
-              <w:bottom w:type="dxa" w:w="200"/>
-              <w:right w:type="dxa" w:w="200"/>
-            </w:tcMar>
-          </w:tcPr>
-          <w:p>
-            <w:pPr>
-              <w:jc w:val="center"/>
-            </w:pPr>
-            <w:r>
-              <w:rPr>
-                <w:i/>
-                <w:iCs/>
-                <w:color w:val="666666"/>
-                <w:sz w:val="20"/>
-                <w:szCs w:val="20"/>
-              </w:rPr>
-              <w:t xml:space="preserve">[ SCREENSHOT PLACEHOLDER — Scenario 1 — Wazuh alert dashboard showing rules 60122 / 60204 ]</w:t>
-            </w:r>
-          </w:p>
-        </w:tc>
-      </w:tr>
-    </w:tbl>
+    <w:p>
+      <w:pPr>
+        <w:spacing w:after="120"/>
+      </w:pPr>
+      <w:r>
+        <w:t xml:space="preserve">The correlation alert (rule 60204) was traced end-to-end in the Wazuh Dashboard's Threat Hunting document view, from the source IP through to its final MITRE classification:</w:t>
+      </w:r>
+    </w:p>
+    <w:p>
+      <w:pPr>
+        <w:spacing w:after="60" w:before="160"/>
+        <w:jc w:val="center"/>
+      </w:pPr>
+      <w:r>
+        <w:drawing>
+          <wp:inline distT="0" distB="0" distL="0" distR="0">
+            <wp:extent cx="5524500" cy="2905125"/>
+            <wp:effectExtent t="0" r="0" b="0" l="0"/>
+            <wp:docPr id="1" name="" descr="" title=""/>
+            <wp:cNvGraphicFramePr>
+              <a:graphicFrameLocks xmlns:a="http://schemas.openxmlformats.org/drawingml/2006/main" noChangeAspect="1"/>
+            </wp:cNvGraphicFramePr>
+            <a:graphic xmlns:a="http://schemas.openxmlformats.org/drawingml/2006/main">
+              <a:graphicData uri="http://schemas.openxmlformats.org/drawingml/2006/picture">
+                <pic:pic xmlns:pic="http://schemas.openxmlformats.org/drawingml/2006/picture">
+                  <pic:nvPicPr>
+                    <pic:cNvPr id="0" name="" descr=""/>
+                    <pic:cNvPicPr>
+                      <a:picLocks noChangeAspect="1" noChangeArrowheads="1"/>
+                    </pic:cNvPicPr>
+                  </pic:nvPicPr>
+                  <pic:blipFill>
+                    <a:blip r:embed="rId7" cstate="none"/>
+                    <a:srcRect/>
+                    <a:stretch>
+                      <a:fillRect/>
+                    </a:stretch>
+                  </pic:blipFill>
+                  <pic:spPr bwMode="auto">
+                    <a:xfrm>
+                      <a:off x="0" y="0"/>
+                      <a:ext cx="5524500" cy="2905125"/>
+                    </a:xfrm>
+                    <a:prstGeom prst="rect">
+                      <a:avLst/>
+                    </a:prstGeom>
+                  </pic:spPr>
+                </pic:pic>
+              </a:graphicData>
+            </a:graphic>
+          </wp:inline>
+        </w:drawing>
+      </w:r>
+    </w:p>
+    <w:p>
+      <w:pPr>
+        <w:spacing w:after="200"/>
+        <w:jc w:val="center"/>
+      </w:pPr>
+      <w:r>
+        <w:rPr>
+          <w:i/>
+          <w:iCs/>
+          <w:color w:val="666666"/>
+          <w:sz w:val="18"/>
+          <w:szCs w:val="18"/>
+        </w:rPr>
+        <w:t xml:space="preserve">Figure 1a — Source IP (10.10.0.50, Kali-Attacker) recorded in the alert document</w:t>
+      </w:r>
+    </w:p>
+    <w:p>
+      <w:pPr>
+        <w:spacing w:after="60" w:before="160"/>
+        <w:jc w:val="center"/>
+      </w:pPr>
+      <w:r>
+        <w:drawing>
+          <wp:inline distT="0" distB="0" distL="0" distR="0">
+            <wp:extent cx="5524500" cy="2905125"/>
+            <wp:effectExtent t="0" r="0" b="0" l="0"/>
+            <wp:docPr id="1" name="" descr="" title=""/>
+            <wp:cNvGraphicFramePr>
+              <a:graphicFrameLocks xmlns:a="http://schemas.openxmlformats.org/drawingml/2006/main" noChangeAspect="1"/>
+            </wp:cNvGraphicFramePr>
+            <a:graphic xmlns:a="http://schemas.openxmlformats.org/drawingml/2006/main">
+              <a:graphicData uri="http://schemas.openxmlformats.org/drawingml/2006/picture">
+                <pic:pic xmlns:pic="http://schemas.openxmlformats.org/drawingml/2006/picture">
+                  <pic:nvPicPr>
+                    <pic:cNvPr id="0" name="" descr=""/>
+                    <pic:cNvPicPr>
+                      <a:picLocks noChangeAspect="1" noChangeArrowheads="1"/>
+                    </pic:cNvPicPr>
+                  </pic:nvPicPr>
+                  <pic:blipFill>
+                    <a:blip r:embed="rId8" cstate="none"/>
+                    <a:srcRect/>
+                    <a:stretch>
+                      <a:fillRect/>
+                    </a:stretch>
+                  </pic:blipFill>
+                  <pic:spPr bwMode="auto">
+                    <a:xfrm>
+                      <a:off x="0" y="0"/>
+                      <a:ext cx="5524500" cy="2905125"/>
+                    </a:xfrm>
+                    <a:prstGeom prst="rect">
+                      <a:avLst/>
+                    </a:prstGeom>
+                  </pic:spPr>
+                </pic:pic>
+              </a:graphicData>
+            </a:graphic>
+          </wp:inline>
+        </w:drawing>
+      </w:r>
+    </w:p>
+    <w:p>
+      <w:pPr>
+        <w:spacing w:after="200"/>
+        <w:jc w:val="center"/>
+      </w:pPr>
+      <w:r>
+        <w:rPr>
+          <w:i/>
+          <w:iCs/>
+          <w:color w:val="666666"/>
+          <w:sz w:val="18"/>
+          <w:szCs w:val="18"/>
+        </w:rPr>
+        <w:t xml:space="preserve">Figure 1b — Target account (moz) and source workstation (kaliwax) captured in event data</w:t>
+      </w:r>
+    </w:p>
+    <w:p>
+      <w:pPr>
+        <w:spacing w:after="60" w:before="160"/>
+        <w:jc w:val="center"/>
+      </w:pPr>
+      <w:r>
+        <w:drawing>
+          <wp:inline distT="0" distB="0" distL="0" distR="0">
+            <wp:extent cx="5524500" cy="2905125"/>
+            <wp:effectExtent t="0" r="0" b="0" l="0"/>
+            <wp:docPr id="1" name="" descr="" title=""/>
+            <wp:cNvGraphicFramePr>
+              <a:graphicFrameLocks xmlns:a="http://schemas.openxmlformats.org/drawingml/2006/main" noChangeAspect="1"/>
+            </wp:cNvGraphicFramePr>
+            <a:graphic xmlns:a="http://schemas.openxmlformats.org/drawingml/2006/main">
+              <a:graphicData uri="http://schemas.openxmlformats.org/drawingml/2006/picture">
+                <pic:pic xmlns:pic="http://schemas.openxmlformats.org/drawingml/2006/picture">
+                  <pic:nvPicPr>
+                    <pic:cNvPr id="0" name="" descr=""/>
+                    <pic:cNvPicPr>
+                      <a:picLocks noChangeAspect="1" noChangeArrowheads="1"/>
+                    </pic:cNvPicPr>
+                  </pic:nvPicPr>
+                  <pic:blipFill>
+                    <a:blip r:embed="rId9" cstate="none"/>
+                    <a:srcRect/>
+                    <a:stretch>
+                      <a:fillRect/>
+                    </a:stretch>
+                  </pic:blipFill>
+                  <pic:spPr bwMode="auto">
+                    <a:xfrm>
+                      <a:off x="0" y="0"/>
+                      <a:ext cx="5524500" cy="2905125"/>
+                    </a:xfrm>
+                    <a:prstGeom prst="rect">
+                      <a:avLst/>
+                    </a:prstGeom>
+                  </pic:spPr>
+                </pic:pic>
+              </a:graphicData>
+            </a:graphic>
+          </wp:inline>
+        </w:drawing>
+      </w:r>
+    </w:p>
+    <w:p>
+      <w:pPr>
+        <w:spacing w:after="200"/>
+        <w:jc w:val="center"/>
+      </w:pPr>
+      <w:r>
+        <w:rPr>
+          <w:i/>
+          <w:iCs/>
+          <w:color w:val="666666"/>
+          <w:sz w:val="18"/>
+          <w:szCs w:val="18"/>
+        </w:rPr>
+        <w:t xml:space="preserve">Figure 1c — Raw Windows Security Event (ID 4625, “An account failed to log on”)</w:t>
+      </w:r>
+    </w:p>
+    <w:p>
+      <w:pPr>
+        <w:spacing w:after="60" w:before="160"/>
+        <w:jc w:val="center"/>
+      </w:pPr>
+      <w:r>
+        <w:drawing>
+          <wp:inline distT="0" distB="0" distL="0" distR="0">
+            <wp:extent cx="5524500" cy="2905125"/>
+            <wp:effectExtent t="0" r="0" b="0" l="0"/>
+            <wp:docPr id="1" name="" descr="" title=""/>
+            <wp:cNvGraphicFramePr>
+              <a:graphicFrameLocks xmlns:a="http://schemas.openxmlformats.org/drawingml/2006/main" noChangeAspect="1"/>
+            </wp:cNvGraphicFramePr>
+            <a:graphic xmlns:a="http://schemas.openxmlformats.org/drawingml/2006/main">
+              <a:graphicData uri="http://schemas.openxmlformats.org/drawingml/2006/picture">
+                <pic:pic xmlns:pic="http://schemas.openxmlformats.org/drawingml/2006/picture">
+                  <pic:nvPicPr>
+                    <pic:cNvPr id="0" name="" descr=""/>
+                    <pic:cNvPicPr>
+                      <a:picLocks noChangeAspect="1" noChangeArrowheads="1"/>
+                    </pic:cNvPicPr>
+                  </pic:nvPicPr>
+                  <pic:blipFill>
+                    <a:blip r:embed="rId10" cstate="none"/>
+                    <a:srcRect/>
+                    <a:stretch>
+                      <a:fillRect/>
+                    </a:stretch>
+                  </pic:blipFill>
+                  <pic:spPr bwMode="auto">
+                    <a:xfrm>
+                      <a:off x="0" y="0"/>
+                      <a:ext cx="5524500" cy="2905125"/>
+                    </a:xfrm>
+                    <a:prstGeom prst="rect">
+                      <a:avLst/>
+                    </a:prstGeom>
+                  </pic:spPr>
+                </pic:pic>
+              </a:graphicData>
+            </a:graphic>
+          </wp:inline>
+        </w:drawing>
+      </w:r>
+    </w:p>
+    <w:p>
+      <w:pPr>
+        <w:spacing w:after="200"/>
+        <w:jc w:val="center"/>
+      </w:pPr>
+      <w:r>
+        <w:rPr>
+          <w:i/>
+          <w:iCs/>
+          <w:color w:val="666666"/>
+          <w:sz w:val="18"/>
+          <w:szCs w:val="18"/>
+        </w:rPr>
+        <w:t xml:space="preserve">Figure 1d — Event provider metadata (Microsoft-Windows-Security-Auditing, severity AUDIT_FAILURE)</w:t>
+      </w:r>
+    </w:p>
+    <w:p>
+      <w:pPr>
+        <w:spacing w:after="60" w:before="160"/>
+        <w:jc w:val="center"/>
+      </w:pPr>
+      <w:r>
+        <w:drawing>
+          <wp:inline distT="0" distB="0" distL="0" distR="0">
+            <wp:extent cx="5524500" cy="2905125"/>
+            <wp:effectExtent t="0" r="0" b="0" l="0"/>
+            <wp:docPr id="1" name="" descr="" title=""/>
+            <wp:cNvGraphicFramePr>
+              <a:graphicFrameLocks xmlns:a="http://schemas.openxmlformats.org/drawingml/2006/main" noChangeAspect="1"/>
+            </wp:cNvGraphicFramePr>
+            <a:graphic xmlns:a="http://schemas.openxmlformats.org/drawingml/2006/main">
+              <a:graphicData uri="http://schemas.openxmlformats.org/drawingml/2006/picture">
+                <pic:pic xmlns:pic="http://schemas.openxmlformats.org/drawingml/2006/picture">
+                  <pic:nvPicPr>
+                    <pic:cNvPr id="0" name="" descr=""/>
+                    <pic:cNvPicPr>
+                      <a:picLocks noChangeAspect="1" noChangeArrowheads="1"/>
+                    </pic:cNvPicPr>
+                  </pic:nvPicPr>
+                  <pic:blipFill>
+                    <a:blip r:embed="rId11" cstate="none"/>
+                    <a:srcRect/>
+                    <a:stretch>
+                      <a:fillRect/>
+                    </a:stretch>
+                  </pic:blipFill>
+                  <pic:spPr bwMode="auto">
+                    <a:xfrm>
+                      <a:off x="0" y="0"/>
+                      <a:ext cx="5524500" cy="2905125"/>
+                    </a:xfrm>
+                    <a:prstGeom prst="rect">
+                      <a:avLst/>
+                    </a:prstGeom>
+                  </pic:spPr>
+                </pic:pic>
+              </a:graphicData>
+            </a:graphic>
+          </wp:inline>
+        </w:drawing>
+      </w:r>
+    </w:p>
+    <w:p>
+      <w:pPr>
+        <w:spacing w:after="200"/>
+        <w:jc w:val="center"/>
+      </w:pPr>
+      <w:r>
+        <w:rPr>
+          <w:i/>
+          <w:iCs/>
+          <w:color w:val="666666"/>
+          <w:sz w:val="18"/>
+          <w:szCs w:val="18"/>
+        </w:rPr>
+        <w:t xml:space="preserve">Figure 1e — Wazuh rule metadata: rule 60204, level 10, frequency threshold 8, “Multiple Windows Logon Failures”</w:t>
+      </w:r>
+    </w:p>
+    <w:p>
+      <w:pPr>
+        <w:spacing w:after="60" w:before="160"/>
+        <w:jc w:val="center"/>
+      </w:pPr>
+      <w:r>
+        <w:drawing>
+          <wp:inline distT="0" distB="0" distL="0" distR="0">
+            <wp:extent cx="5524500" cy="2905125"/>
+            <wp:effectExtent t="0" r="0" b="0" l="0"/>
+            <wp:docPr id="1" name="" descr="" title=""/>
+            <wp:cNvGraphicFramePr>
+              <a:graphicFrameLocks xmlns:a="http://schemas.openxmlformats.org/drawingml/2006/main" noChangeAspect="1"/>
+            </wp:cNvGraphicFramePr>
+            <a:graphic xmlns:a="http://schemas.openxmlformats.org/drawingml/2006/main">
+              <a:graphicData uri="http://schemas.openxmlformats.org/drawingml/2006/picture">
+                <pic:pic xmlns:pic="http://schemas.openxmlformats.org/drawingml/2006/picture">
+                  <pic:nvPicPr>
+                    <pic:cNvPr id="0" name="" descr=""/>
+                    <pic:cNvPicPr>
+                      <a:picLocks noChangeAspect="1" noChangeArrowheads="1"/>
+                    </pic:cNvPicPr>
+                  </pic:nvPicPr>
+                  <pic:blipFill>
+                    <a:blip r:embed="rId12" cstate="none"/>
+                    <a:srcRect/>
+                    <a:stretch>
+                      <a:fillRect/>
+                    </a:stretch>
+                  </pic:blipFill>
+                  <pic:spPr bwMode="auto">
+                    <a:xfrm>
+                      <a:off x="0" y="0"/>
+                      <a:ext cx="5524500" cy="2905125"/>
+                    </a:xfrm>
+                    <a:prstGeom prst="rect">
+                      <a:avLst/>
+                    </a:prstGeom>
+                  </pic:spPr>
+                </pic:pic>
+              </a:graphicData>
+            </a:graphic>
+          </wp:inline>
+        </w:drawing>
+      </w:r>
+    </w:p>
+    <w:p>
+      <w:pPr>
+        <w:spacing w:after="200"/>
+        <w:jc w:val="center"/>
+      </w:pPr>
+      <w:r>
+        <w:rPr>
+          <w:i/>
+          <w:iCs/>
+          <w:color w:val="666666"/>
+          <w:sz w:val="18"/>
+          <w:szCs w:val="18"/>
+        </w:rPr>
+        <w:t xml:space="preserve">Figure 1f — Final MITRE ATT&amp;CK classification: T1110, tactic Credential Access, technique Brute Force</w:t>
+      </w:r>
+    </w:p>
     <w:p>
       <w:pPr>
         <w:pStyle w:val="Heading1"/>
